--- a/Introduccion a la Ingenieria/Kit docente/Clase 6/ExamLab Corte 1 - Configuracion.docx
+++ b/Introduccion a la Ingenieria/Kit docente/Clase 6/ExamLab Corte 1 - Configuracion.docx
@@ -314,7 +314,7 @@
           <w:color w:val="4A4A49"/>
           <w:sz w:val="22"/>
         </w:rPr>
-        <w:t xml:space="preserve"> jueves 08/10/2026 (14:30–16:00) · </w:t>
+        <w:t xml:space="preserve"> jueves 15/10/2026 (14:30–16:00) · </w:t>
       </w:r>
       <w:r>
         <w:rPr>
@@ -330,7 +330,7 @@
           <w:color w:val="4A4A49"/>
           <w:sz w:val="22"/>
         </w:rPr>
-        <w:t xml:space="preserve"> martes 06/10/2026 (14:30–16:00) · </w:t>
+        <w:t xml:space="preserve"> martes 13/10/2026 (14:30–16:00) · </w:t>
       </w:r>
       <w:r>
         <w:rPr>
@@ -346,7 +346,7 @@
           <w:color w:val="4A4A49"/>
           <w:sz w:val="22"/>
         </w:rPr>
-        <w:t xml:space="preserve"> martes 06/10/2026 (18:30–20:00)</w:t>
+        <w:t xml:space="preserve"> martes 13/10/2026 (18:30–20:00)</w:t>
       </w:r>
     </w:p>
     <w:p>
@@ -445,6 +445,7 @@
       <w:r>
         <w:rPr>
           <w:rFonts w:ascii="Consolas" w:hAnsi="Consolas"/>
+          <w:b w:val="0"/>
           <w:color w:val="111111"/>
           <w:sz w:val="21"/>
         </w:rPr>
@@ -625,6 +626,7 @@
       <w:r>
         <w:rPr>
           <w:rFonts w:ascii="Consolas" w:hAnsi="Consolas"/>
+          <w:b w:val="0"/>
           <w:color w:val="111111"/>
           <w:sz w:val="21"/>
         </w:rPr>
@@ -808,6 +810,7 @@
       <w:r>
         <w:rPr>
           <w:rFonts w:ascii="Consolas" w:hAnsi="Consolas"/>
+          <w:b w:val="0"/>
           <w:color w:val="111111"/>
           <w:sz w:val="21"/>
         </w:rPr>
@@ -962,6 +965,7 @@
       <w:r>
         <w:rPr>
           <w:rFonts w:ascii="Consolas" w:hAnsi="Consolas"/>
+          <w:b w:val="0"/>
           <w:color w:val="111111"/>
           <w:sz w:val="21"/>
         </w:rPr>
@@ -1224,6 +1228,7 @@
       <w:r>
         <w:rPr>
           <w:rFonts w:ascii="Consolas" w:hAnsi="Consolas"/>
+          <w:b w:val="0"/>
           <w:color w:val="111111"/>
           <w:sz w:val="21"/>
         </w:rPr>
@@ -1446,6 +1451,7 @@
       <w:r>
         <w:rPr>
           <w:rFonts w:ascii="Consolas" w:hAnsi="Consolas"/>
+          <w:b w:val="0"/>
           <w:color w:val="111111"/>
           <w:sz w:val="21"/>
         </w:rPr>
@@ -1708,6 +1714,7 @@
       <w:r>
         <w:rPr>
           <w:rFonts w:ascii="Consolas" w:hAnsi="Consolas"/>
+          <w:b w:val="0"/>
           <w:color w:val="111111"/>
           <w:sz w:val="21"/>
         </w:rPr>
@@ -1872,6 +1879,7 @@
       <w:r>
         <w:rPr>
           <w:rFonts w:ascii="Consolas" w:hAnsi="Consolas"/>
+          <w:b w:val="0"/>
           <w:color w:val="111111"/>
           <w:sz w:val="21"/>
         </w:rPr>
@@ -2055,6 +2063,7 @@
       <w:r>
         <w:rPr>
           <w:rFonts w:ascii="Consolas" w:hAnsi="Consolas"/>
+          <w:b w:val="0"/>
           <w:color w:val="111111"/>
           <w:sz w:val="21"/>
         </w:rPr>
@@ -2251,6 +2260,7 @@
       <w:r>
         <w:rPr>
           <w:rFonts w:ascii="Consolas" w:hAnsi="Consolas"/>
+          <w:b w:val="0"/>
           <w:color w:val="111111"/>
           <w:sz w:val="21"/>
         </w:rPr>

--- a/Introduccion a la Ingenieria/Kit docente/Clase 6/ExamLab Corte 1 - Configuracion.docx
+++ b/Introduccion a la Ingenieria/Kit docente/Clase 6/ExamLab Corte 1 - Configuracion.docx
@@ -172,7 +172,7 @@
           <w:color w:val="4A4A49"/>
           <w:sz w:val="22"/>
         </w:rPr>
-        <w:t xml:space="preserve"> las sesiones 1 a 6</w:t>
+        <w:t xml:space="preserve"> las Clases 1 a 6</w:t>
       </w:r>
     </w:p>
     <w:p>
@@ -193,7 +193,7 @@
           <w:color w:val="4A4A49"/>
           <w:sz w:val="22"/>
         </w:rPr>
-        <w:t xml:space="preserve"> los últimos 20 minutos de la sesión 6, después de las exposiciones</w:t>
+        <w:t xml:space="preserve"> los últimos 20 minutos de la sesión 4 del calendario (Clase 6), después de las exposiciones</w:t>
       </w:r>
     </w:p>
     <w:p>
@@ -314,7 +314,7 @@
           <w:color w:val="4A4A49"/>
           <w:sz w:val="22"/>
         </w:rPr>
-        <w:t xml:space="preserve"> jueves 15/10/2026 (14:30–16:00) · </w:t>
+        <w:t xml:space="preserve"> jueves 01/10/2026 (14:30–16:00) · </w:t>
       </w:r>
       <w:r>
         <w:rPr>
@@ -330,7 +330,7 @@
           <w:color w:val="4A4A49"/>
           <w:sz w:val="22"/>
         </w:rPr>
-        <w:t xml:space="preserve"> martes 13/10/2026 (14:30–16:00) · </w:t>
+        <w:t xml:space="preserve"> martes 29/09/2026 (14:30–16:00) · </w:t>
       </w:r>
       <w:r>
         <w:rPr>
@@ -346,7 +346,7 @@
           <w:color w:val="4A4A49"/>
           <w:sz w:val="22"/>
         </w:rPr>
-        <w:t xml:space="preserve"> martes 13/10/2026 (18:30–20:00)</w:t>
+        <w:t xml:space="preserve"> martes 29/09/2026 (18:30–20:00)</w:t>
       </w:r>
     </w:p>
     <w:p>
@@ -409,7 +409,7 @@
           <w:color w:val="4A4A49"/>
           <w:sz w:val="22"/>
         </w:rPr>
-        <w:t xml:space="preserve"> Diez preguntas sobre las sesiones 1 a 6: qué es y qué no es la ingeniería, historia y hitos, los cinco elementos de un sistema, principios éticos y normas colombianas, la huella ambiental de un sistema, y la diferencia entre problema, síntoma y solución disfrazada. Es individual, se responde en los últimos 20 minutos de la sesión y no se consulta material.</w:t>
+        <w:t xml:space="preserve"> Diez preguntas sobre las Clases 1 a 6: qué es y qué no es la ingeniería, historia y hitos, los cinco elementos de un sistema, principios éticos y normas colombianas, la huella ambiental de un sistema, y la diferencia entre problema, síntoma y solución disfrazada. Es individual, se responde en los últimos 20 minutos de la sesión y no se consulta material.</w:t>
       </w:r>
     </w:p>
     <w:p>
@@ -2828,7 +2828,7 @@
           <w:color w:val="4A4A49"/>
           <w:sz w:val="21"/>
         </w:rPr>
-        <w:t xml:space="preserve"> evaluaciones escritas en el curso, esta y la de la otra sesión de cierre. El corte 3 no tiene evaluación escrita: se evalúa con la exposición final, el informe final y la asistencia. No es una omisión.</w:t>
+        <w:t xml:space="preserve"> evaluaciones escritas en el curso, esta y la del otro corte. El corte 3 no tiene evaluación escrita: se evalúa con la exposición final, el informe final y la asistencia. No es una omisión.</w:t>
       </w:r>
     </w:p>
     <w:sectPr>

--- a/Introduccion a la Ingenieria/Kit docente/Clase 6/ExamLab Corte 1 - Configuracion.docx
+++ b/Introduccion a la Ingenieria/Kit docente/Clase 6/ExamLab Corte 1 - Configuracion.docx
@@ -2661,7 +2661,7 @@
           <w:color w:val="4A4A49"/>
           <w:sz w:val="22"/>
         </w:rPr>
-        <w:t>en el chat de Meet</w:t>
+        <w:t>en el chat de Teams</w:t>
       </w:r>
       <w:r>
         <w:rPr>
